--- a/CSA05_CO2_AT2-Scenario-Based Task (2).docx
+++ b/CSA05_CO2_AT2-Scenario-Based Task (2).docx
@@ -1686,7 +1686,16 @@
           <w:sz w:val="24"/>
           <w:szCs w:val="24"/>
         </w:rPr>
-        <w:t xml:space="preserve"> certify that this submission is my original work and that I have adhered to the guidelines specified for this assessment.</w:t>
+        <w:t xml:space="preserve"> </w:t>
+      </w:r>
+      <w:r>
+        <w:rPr>
+          <w:i/>
+          <w:iCs/>
+          <w:sz w:val="24"/>
+          <w:szCs w:val="24"/>
+        </w:rPr>
+        <w:t>certify that this submission is my original work and that I have adhered to the guidelines specified for this assessment.</w:t>
       </w:r>
     </w:p>
     <w:p>
